--- a/Meeting_Minutes/Week 3/Meeting Minutes Week 3 Thursday.docx
+++ b/Meeting_Minutes/Week 3/Meeting Minutes Week 3 Thursday.docx
@@ -10,7 +10,7 @@
         <w:t xml:space="preserve">BDSH </w:t>
       </w:r>
       <w:r>
-        <w:t>Setup</w:t>
+        <w:t>Advisor</w:t>
       </w:r>
       <w:r>
         <w:t xml:space="preserve"> Meeting</w:t>
@@ -879,13 +879,8 @@
             <w:r>
               <w:t xml:space="preserve">Discuss </w:t>
             </w:r>
-            <w:proofErr w:type="spellStart"/>
-            <w:r>
-              <w:t>github</w:t>
-            </w:r>
-            <w:proofErr w:type="spellEnd"/>
-            <w:r>
-              <w:t xml:space="preserve"> as a repo</w:t>
+            <w:r>
+              <w:t>github as a repo</w:t>
             </w:r>
           </w:p>
         </w:tc>
@@ -1505,21 +1500,7 @@
               <w:rPr>
                 <w:bCs/>
               </w:rPr>
-              <w:t xml:space="preserve"> a </w:t>
-            </w:r>
-            <w:proofErr w:type="spellStart"/>
-            <w:r>
-              <w:rPr>
-                <w:bCs/>
-              </w:rPr>
-              <w:t>gantt</w:t>
-            </w:r>
-            <w:proofErr w:type="spellEnd"/>
-            <w:r>
-              <w:rPr>
-                <w:bCs/>
-              </w:rPr>
-              <w:t xml:space="preserve"> chart on Microsoft project</w:t>
+              <w:t xml:space="preserve"> a gantt chart on Microsoft project</w:t>
             </w:r>
           </w:p>
           <w:p>
@@ -1561,21 +1542,7 @@
               <w:rPr>
                 <w:bCs/>
               </w:rPr>
-              <w:t xml:space="preserve"> and then do the </w:t>
-            </w:r>
-            <w:proofErr w:type="spellStart"/>
-            <w:r>
-              <w:rPr>
-                <w:bCs/>
-              </w:rPr>
-              <w:t>gantt</w:t>
-            </w:r>
-            <w:proofErr w:type="spellEnd"/>
-            <w:r>
-              <w:rPr>
-                <w:bCs/>
-              </w:rPr>
-              <w:t xml:space="preserve"> chart so it is optimized</w:t>
+              <w:t xml:space="preserve"> and then do the gantt chart so it is optimized</w:t>
             </w:r>
           </w:p>
           <w:p>
@@ -1603,19 +1570,11 @@
                 <w:bCs/>
               </w:rPr>
             </w:pPr>
-            <w:proofErr w:type="spellStart"/>
-            <w:r>
-              <w:rPr>
-                <w:bCs/>
-              </w:rPr>
-              <w:t>Github</w:t>
-            </w:r>
-            <w:proofErr w:type="spellEnd"/>
-            <w:r>
-              <w:rPr>
-                <w:bCs/>
-              </w:rPr>
-              <w:t xml:space="preserve"> isn’t exclusive to programming, can upload any files</w:t>
+            <w:r>
+              <w:rPr>
+                <w:bCs/>
+              </w:rPr>
+              <w:t>Github isn’t exclusive to programming, can upload any files</w:t>
             </w:r>
           </w:p>
           <w:p>
@@ -1633,30 +1592,8 @@
               <w:rPr>
                 <w:bCs/>
               </w:rPr>
-              <w:t xml:space="preserve">Research how to use </w:t>
-            </w:r>
-            <w:proofErr w:type="spellStart"/>
-            <w:r>
-              <w:rPr>
-                <w:bCs/>
-              </w:rPr>
-              <w:t>github</w:t>
-            </w:r>
-            <w:proofErr w:type="spellEnd"/>
-            <w:r>
-              <w:rPr>
-                <w:bCs/>
-              </w:rPr>
-              <w:t xml:space="preserve"> for storing our data and document </w:t>
-            </w:r>
-            <w:proofErr w:type="spellStart"/>
-            <w:r>
-              <w:rPr>
-                <w:bCs/>
-              </w:rPr>
-              <w:t>chanhes</w:t>
-            </w:r>
-            <w:proofErr w:type="spellEnd"/>
+              <w:t>Research how to use github for storing our data and document chanhes</w:t>
+            </w:r>
           </w:p>
           <w:p>
             <w:pPr>
@@ -1728,21 +1665,7 @@
               <w:rPr>
                 <w:bCs/>
               </w:rPr>
-              <w:t xml:space="preserve">Have a meeting with Geoff next week and draft 1 of proposal by Thursday 12 next week to go over with </w:t>
-            </w:r>
-            <w:proofErr w:type="spellStart"/>
-            <w:r>
-              <w:rPr>
-                <w:bCs/>
-              </w:rPr>
-              <w:t>Celement</w:t>
-            </w:r>
-            <w:proofErr w:type="spellEnd"/>
-            <w:r>
-              <w:rPr>
-                <w:bCs/>
-              </w:rPr>
-              <w:t xml:space="preserve"> next week</w:t>
+              <w:t>Have a meeting with Geoff next week and draft 1 of proposal by Thursday 12 next week to go over with Celement next week</w:t>
             </w:r>
           </w:p>
           <w:p>
@@ -2138,6 +2061,7 @@
         <w:docPartUnique/>
       </w:docPartObj>
     </w:sdtPr>
+    <w:sdtEndPr/>
     <w:sdtContent>
       <w:sdt>
         <w:sdtPr>
@@ -2147,6 +2071,7 @@
             <w:docPartUnique/>
           </w:docPartObj>
         </w:sdtPr>
+        <w:sdtEndPr/>
         <w:sdtContent>
           <w:p>
             <w:pPr>
